--- a/Semester_3/Messtechnik/Labor/Versuch3_TM/Labor Messtechnik TM.docx
+++ b/Semester_3/Messtechnik/Labor/Versuch3_TM/Labor Messtechnik TM.docx
@@ -7124,21 +7124,7 @@
             <w:rFonts w:ascii="Cambria Math" w:hAnsi="Cambria Math"/>
             <w:sz w:val="24"/>
           </w:rPr>
-          <m:t>τ=R</m:t>
-        </m:r>
-        <m:r>
-          <w:rPr>
-            <w:rFonts w:ascii="Cambria Math" w:hAnsi="Cambria Math"/>
-            <w:sz w:val="24"/>
-          </w:rPr>
-          <m:t>∙</m:t>
-        </m:r>
-        <m:r>
-          <w:rPr>
-            <w:rFonts w:ascii="Cambria Math" w:hAnsi="Cambria Math"/>
-            <w:sz w:val="24"/>
-          </w:rPr>
-          <m:t>C</m:t>
+          <m:t>τ=R∙C</m:t>
         </m:r>
       </m:oMath>
     </w:p>
@@ -7325,14 +7311,7 @@
               <w:rFonts w:ascii="Cambria Math" w:hAnsi="Cambria Math"/>
               <w:sz w:val="24"/>
             </w:rPr>
-            <m:t xml:space="preserve"> </m:t>
-          </m:r>
-          <m:r>
-            <w:rPr>
-              <w:rFonts w:ascii="Cambria Math" w:hAnsi="Cambria Math"/>
-              <w:sz w:val="24"/>
-            </w:rPr>
-            <m:t>∙</m:t>
+            <m:t xml:space="preserve"> ∙</m:t>
           </m:r>
           <m:d>
             <m:dPr>
@@ -7538,14 +7517,7 @@
               <w:rFonts w:ascii="Cambria Math" w:hAnsi="Cambria Math"/>
               <w:sz w:val="24"/>
             </w:rPr>
-            <m:t xml:space="preserve"> </m:t>
-          </m:r>
-          <m:r>
-            <w:rPr>
-              <w:rFonts w:ascii="Cambria Math" w:hAnsi="Cambria Math"/>
-              <w:sz w:val="24"/>
-            </w:rPr>
-            <m:t>∙</m:t>
+            <m:t xml:space="preserve"> ∙</m:t>
           </m:r>
           <m:d>
             <m:dPr>
@@ -7736,14 +7708,7 @@
               <w:rFonts w:ascii="Cambria Math" w:hAnsi="Cambria Math"/>
               <w:sz w:val="24"/>
             </w:rPr>
-            <m:t xml:space="preserve"> </m:t>
-          </m:r>
-          <m:r>
-            <w:rPr>
-              <w:rFonts w:ascii="Cambria Math" w:hAnsi="Cambria Math"/>
-              <w:sz w:val="24"/>
-            </w:rPr>
-            <m:t>∙</m:t>
+            <m:t xml:space="preserve"> ∙</m:t>
           </m:r>
           <m:d>
             <m:dPr>
@@ -7799,21 +7764,7 @@
               <w:rFonts w:ascii="Cambria Math" w:hAnsi="Cambria Math"/>
               <w:sz w:val="24"/>
             </w:rPr>
-            <m:t xml:space="preserve">=0,632 </m:t>
-          </m:r>
-          <m:r>
-            <w:rPr>
-              <w:rFonts w:ascii="Cambria Math" w:hAnsi="Cambria Math"/>
-              <w:sz w:val="24"/>
-            </w:rPr>
-            <m:t>∙</m:t>
-          </m:r>
-          <m:r>
-            <w:rPr>
-              <w:rFonts w:ascii="Cambria Math" w:hAnsi="Cambria Math"/>
-              <w:sz w:val="24"/>
-            </w:rPr>
-            <m:t xml:space="preserve"> </m:t>
+            <m:t xml:space="preserve">=0,632 ∙ </m:t>
           </m:r>
           <m:sSub>
             <m:sSubPr>
@@ -11846,15 +11797,7 @@
               <w:sz w:val="24"/>
               <w:szCs w:val="28"/>
             </w:rPr>
-            <m:t>=</m:t>
-          </m:r>
-          <m:r>
-            <w:rPr>
-              <w:rFonts w:ascii="Cambria Math" w:hAnsi="Cambria Math"/>
-              <w:sz w:val="24"/>
-              <w:szCs w:val="28"/>
-            </w:rPr>
-            <m:t>(3,31+1+15)</m:t>
+            <m:t>=(3,31+1+15)</m:t>
           </m:r>
           <m:f>
             <m:fPr>
@@ -11936,15 +11879,7 @@
               <w:sz w:val="24"/>
               <w:szCs w:val="28"/>
             </w:rPr>
-            <m:t>=</m:t>
-          </m:r>
-          <m:r>
-            <w:rPr>
-              <w:rFonts w:ascii="Cambria Math" w:hAnsi="Cambria Math"/>
-              <w:sz w:val="24"/>
-              <w:szCs w:val="28"/>
-            </w:rPr>
-            <m:t>57,35s</m:t>
+            <m:t>=57,35s</m:t>
           </m:r>
         </m:oMath>
       </m:oMathPara>
@@ -12090,23 +12025,7 @@
               <w:sz w:val="24"/>
               <w:szCs w:val="28"/>
             </w:rPr>
-            <m:t>=(3,31+</m:t>
-          </m:r>
-          <m:r>
-            <w:rPr>
-              <w:rFonts w:ascii="Cambria Math" w:hAnsi="Cambria Math"/>
-              <w:sz w:val="24"/>
-              <w:szCs w:val="28"/>
-            </w:rPr>
-            <m:t>2</m:t>
-          </m:r>
-          <m:r>
-            <w:rPr>
-              <w:rFonts w:ascii="Cambria Math" w:hAnsi="Cambria Math"/>
-              <w:sz w:val="24"/>
-              <w:szCs w:val="28"/>
-            </w:rPr>
-            <m:t>+15)</m:t>
+            <m:t>=(3,31+2+15)</m:t>
           </m:r>
           <m:f>
             <m:fPr>
@@ -12188,23 +12107,7 @@
               <w:sz w:val="24"/>
               <w:szCs w:val="28"/>
             </w:rPr>
-            <m:t>=</m:t>
-          </m:r>
-          <m:r>
-            <w:rPr>
-              <w:rFonts w:ascii="Cambria Math" w:hAnsi="Cambria Math"/>
-              <w:sz w:val="24"/>
-              <w:szCs w:val="28"/>
-            </w:rPr>
-            <m:t>60,32</m:t>
-          </m:r>
-          <m:r>
-            <w:rPr>
-              <w:rFonts w:ascii="Cambria Math" w:hAnsi="Cambria Math"/>
-              <w:sz w:val="24"/>
-              <w:szCs w:val="28"/>
-            </w:rPr>
-            <m:t>s</m:t>
+            <m:t>=60,32s</m:t>
           </m:r>
         </m:oMath>
       </m:oMathPara>
@@ -18580,14 +18483,7 @@
                     <w:rFonts w:ascii="Cambria Math" w:hAnsi="Cambria Math"/>
                     <w:sz w:val="24"/>
                   </w:rPr>
-                  <m:t xml:space="preserve"> </m:t>
-                </m:r>
-                <m:r>
-                  <w:rPr>
-                    <w:rFonts w:ascii="Cambria Math" w:hAnsi="Cambria Math"/>
-                    <w:sz w:val="24"/>
-                  </w:rPr>
-                  <m:t>∙</m:t>
+                  <m:t xml:space="preserve"> ∙</m:t>
                 </m:r>
                 <m:sSup>
                   <m:sSupPr>
@@ -18885,25 +18781,7 @@
                 <w:sz w:val="24"/>
                 <w:szCs w:val="28"/>
               </w:rPr>
-              <w:t xml:space="preserve"> graphisch </w:t>
-            </w:r>
-            <w:r>
-              <w:rPr>
-                <w:rFonts w:asciiTheme="minorHAnsi" w:hAnsiTheme="minorHAnsi"/>
-                <w:bCs/>
-                <w:sz w:val="24"/>
-                <w:szCs w:val="28"/>
-              </w:rPr>
-              <w:t>ent</w:t>
-            </w:r>
-            <w:r>
-              <w:rPr>
-                <w:rFonts w:asciiTheme="minorHAnsi" w:hAnsiTheme="minorHAnsi"/>
-                <w:bCs/>
-                <w:sz w:val="24"/>
-                <w:szCs w:val="28"/>
-              </w:rPr>
-              <w:t>laden</w:t>
+              <w:t xml:space="preserve"> graphisch entladen</w:t>
             </w:r>
           </w:p>
         </w:tc>
@@ -18938,23 +18816,7 @@
                     <w:sz w:val="24"/>
                     <w:szCs w:val="28"/>
                   </w:rPr>
-                  <m:t>t(</m:t>
-                </m:r>
-                <m:r>
-                  <w:rPr>
-                    <w:rFonts w:ascii="Cambria Math" w:hAnsi="Cambria Math"/>
-                    <w:sz w:val="24"/>
-                    <w:szCs w:val="28"/>
-                  </w:rPr>
-                  <m:t>0,368</m:t>
-                </m:r>
-                <m:r>
-                  <w:rPr>
-                    <w:rFonts w:ascii="Cambria Math" w:hAnsi="Cambria Math"/>
-                    <w:sz w:val="24"/>
-                    <w:szCs w:val="28"/>
-                  </w:rPr>
-                  <m:t>∙</m:t>
+                  <m:t>t(0,368∙</m:t>
                 </m:r>
                 <m:sSub>
                   <m:sSubPr>
@@ -19331,25 +19193,7 @@
                 <w:sz w:val="24"/>
                 <w:szCs w:val="28"/>
               </w:rPr>
-              <w:t xml:space="preserve"> </w:t>
-            </w:r>
-            <w:r>
-              <w:rPr>
-                <w:rFonts w:asciiTheme="minorHAnsi" w:hAnsiTheme="minorHAnsi"/>
-                <w:bCs/>
-                <w:sz w:val="24"/>
-                <w:szCs w:val="28"/>
-              </w:rPr>
-              <w:t>mit</w:t>
-            </w:r>
-            <w:r>
-              <w:rPr>
-                <w:rFonts w:asciiTheme="minorHAnsi" w:hAnsiTheme="minorHAnsi"/>
-                <w:bCs/>
-                <w:sz w:val="24"/>
-                <w:szCs w:val="28"/>
-              </w:rPr>
-              <w:t xml:space="preserve"> Isolierscheibe</w:t>
+              <w:t xml:space="preserve"> mit Isolierscheibe</w:t>
             </w:r>
           </w:p>
         </w:tc>
@@ -20269,15 +20113,7 @@
                     <w:sz w:val="24"/>
                     <w:szCs w:val="28"/>
                   </w:rPr>
-                  <m:t>4095</m:t>
-                </m:r>
-                <m:r>
-                  <w:rPr>
-                    <w:rFonts w:ascii="Cambria Math" w:hAnsi="Cambria Math"/>
-                    <w:sz w:val="24"/>
-                    <w:szCs w:val="28"/>
-                  </w:rPr>
-                  <m:t>∙</m:t>
+                  <m:t>4095∙</m:t>
                 </m:r>
                 <m:f>
                   <m:fPr>
@@ -20965,24 +20801,14 @@
                             <w:r>
                               <w:t xml:space="preserve">Abbildung </w:t>
                             </w:r>
-                            <w:r>
-                              <w:fldChar w:fldCharType="begin"/>
-                            </w:r>
-                            <w:r>
-                              <w:instrText xml:space="preserve"> SEQ Abbildung \* ARABIC </w:instrText>
-                            </w:r>
-                            <w:r>
-                              <w:fldChar w:fldCharType="separate"/>
-                            </w:r>
-                            <w:r>
-                              <w:rPr>
-                                <w:noProof/>
-                              </w:rPr>
-                              <w:t>1</w:t>
-                            </w:r>
-                            <w:r>
-                              <w:fldChar w:fldCharType="end"/>
-                            </w:r>
+                            <w:fldSimple w:instr=" SEQ Abbildung \* ARABIC ">
+                              <w:r>
+                                <w:rPr>
+                                  <w:noProof/>
+                                </w:rPr>
+                                <w:t>1</w:t>
+                              </w:r>
+                            </w:fldSimple>
                             <w:r>
                               <w:t>: Gesamter Versuchsaufbau</w:t>
                             </w:r>
@@ -21022,24 +20848,14 @@
                       <w:r>
                         <w:t xml:space="preserve">Abbildung </w:t>
                       </w:r>
-                      <w:r>
-                        <w:fldChar w:fldCharType="begin"/>
-                      </w:r>
-                      <w:r>
-                        <w:instrText xml:space="preserve"> SEQ Abbildung \* ARABIC </w:instrText>
-                      </w:r>
-                      <w:r>
-                        <w:fldChar w:fldCharType="separate"/>
-                      </w:r>
-                      <w:r>
-                        <w:rPr>
-                          <w:noProof/>
-                        </w:rPr>
-                        <w:t>1</w:t>
-                      </w:r>
-                      <w:r>
-                        <w:fldChar w:fldCharType="end"/>
-                      </w:r>
+                      <w:fldSimple w:instr=" SEQ Abbildung \* ARABIC ">
+                        <w:r>
+                          <w:rPr>
+                            <w:noProof/>
+                          </w:rPr>
+                          <w:t>1</w:t>
+                        </w:r>
+                      </w:fldSimple>
                       <w:r>
                         <w:t>: Gesamter Versuchsaufbau</w:t>
                       </w:r>
@@ -21140,9 +20956,129 @@
       <w:r>
         <w:rPr>
           <w:rFonts w:asciiTheme="minorHAnsi" w:hAnsiTheme="minorHAnsi"/>
+          <w:noProof/>
         </w:rPr>
         <w:lastRenderedPageBreak/>
-        <w:t>Transistorplatine</w:t>
+        <mc:AlternateContent>
+          <mc:Choice Requires="wps">
+            <w:drawing>
+              <wp:anchor distT="0" distB="0" distL="114300" distR="114300" simplePos="0" relativeHeight="251664384" behindDoc="0" locked="0" layoutInCell="1" allowOverlap="1" wp14:anchorId="535683B1" wp14:editId="55D84FA6">
+                <wp:simplePos x="0" y="0"/>
+                <wp:positionH relativeFrom="page">
+                  <wp:align>center</wp:align>
+                </wp:positionH>
+                <wp:positionV relativeFrom="paragraph">
+                  <wp:posOffset>3527160</wp:posOffset>
+                </wp:positionV>
+                <wp:extent cx="3863975" cy="635"/>
+                <wp:effectExtent l="0" t="0" r="3175" b="7620"/>
+                <wp:wrapTopAndBottom/>
+                <wp:docPr id="356124293" name="Textfeld 1"/>
+                <wp:cNvGraphicFramePr/>
+                <a:graphic xmlns:a="http://schemas.openxmlformats.org/drawingml/2006/main">
+                  <a:graphicData uri="http://schemas.microsoft.com/office/word/2010/wordprocessingShape">
+                    <wps:wsp>
+                      <wps:cNvSpPr txBox="1"/>
+                      <wps:spPr>
+                        <a:xfrm>
+                          <a:off x="0" y="0"/>
+                          <a:ext cx="3863975" cy="635"/>
+                        </a:xfrm>
+                        <a:prstGeom prst="rect">
+                          <a:avLst/>
+                        </a:prstGeom>
+                        <a:solidFill>
+                          <a:prstClr val="white"/>
+                        </a:solidFill>
+                        <a:ln>
+                          <a:noFill/>
+                        </a:ln>
+                      </wps:spPr>
+                      <wps:txbx>
+                        <w:txbxContent>
+                          <w:p>
+                            <w:pPr>
+                              <w:pStyle w:val="Beschriftung"/>
+                              <w:rPr>
+                                <w:rFonts w:ascii="Times New Roman" w:eastAsia="Times New Roman" w:hAnsi="Times New Roman" w:cs="Times New Roman"/>
+                                <w:noProof/>
+                                <w:szCs w:val="22"/>
+                              </w:rPr>
+                            </w:pPr>
+                            <w:r>
+                              <w:t xml:space="preserve">Abbildung </w:t>
+                            </w:r>
+                            <w:fldSimple w:instr=" SEQ Abbildung \* ARABIC ">
+                              <w:r>
+                                <w:rPr>
+                                  <w:noProof/>
+                                </w:rPr>
+                                <w:t>2</w:t>
+                              </w:r>
+                            </w:fldSimple>
+                            <w:r>
+                              <w:rPr>
+                                <w:noProof/>
+                              </w:rPr>
+                              <w:t>: Transtorplatine (links), Transistoren mit Kühlkörpern (rechts)</w:t>
+                            </w:r>
+                          </w:p>
+                        </w:txbxContent>
+                      </wps:txbx>
+                      <wps:bodyPr rot="0" spcFirstLastPara="0" vertOverflow="overflow" horzOverflow="overflow" vert="horz" wrap="square" lIns="0" tIns="0" rIns="0" bIns="0" numCol="1" spcCol="0" rtlCol="0" fromWordArt="0" anchor="t" anchorCtr="0" forceAA="0" compatLnSpc="1">
+                        <a:prstTxWarp prst="textNoShape">
+                          <a:avLst/>
+                        </a:prstTxWarp>
+                        <a:spAutoFit/>
+                      </wps:bodyPr>
+                    </wps:wsp>
+                  </a:graphicData>
+                </a:graphic>
+                <wp14:sizeRelH relativeFrom="margin">
+                  <wp14:pctWidth>0</wp14:pctWidth>
+                </wp14:sizeRelH>
+              </wp:anchor>
+            </w:drawing>
+          </mc:Choice>
+          <mc:Fallback>
+            <w:pict>
+              <v:shape w14:anchorId="535683B1" id="_x0000_s1027" type="#_x0000_t202" style="position:absolute;left:0;text-align:left;margin-left:0;margin-top:277.75pt;width:304.25pt;height:.05pt;z-index:251664384;visibility:visible;mso-wrap-style:square;mso-width-percent:0;mso-wrap-distance-left:9pt;mso-wrap-distance-top:0;mso-wrap-distance-right:9pt;mso-wrap-distance-bottom:0;mso-position-horizontal:center;mso-position-horizontal-relative:page;mso-position-vertical:absolute;mso-position-vertical-relative:text;mso-width-percent:0;mso-width-relative:margin;v-text-anchor:top" o:gfxdata="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" stroked="f">
+                <v:textbox style="mso-fit-shape-to-text:t" inset="0,0,0,0">
+                  <w:txbxContent>
+                    <w:p>
+                      <w:pPr>
+                        <w:pStyle w:val="Beschriftung"/>
+                        <w:rPr>
+                          <w:rFonts w:ascii="Times New Roman" w:eastAsia="Times New Roman" w:hAnsi="Times New Roman" w:cs="Times New Roman"/>
+                          <w:noProof/>
+                          <w:szCs w:val="22"/>
+                        </w:rPr>
+                      </w:pPr>
+                      <w:r>
+                        <w:t xml:space="preserve">Abbildung </w:t>
+                      </w:r>
+                      <w:fldSimple w:instr=" SEQ Abbildung \* ARABIC ">
+                        <w:r>
+                          <w:rPr>
+                            <w:noProof/>
+                          </w:rPr>
+                          <w:t>2</w:t>
+                        </w:r>
+                      </w:fldSimple>
+                      <w:r>
+                        <w:rPr>
+                          <w:noProof/>
+                        </w:rPr>
+                        <w:t>: Transtorplatine (links), Transistoren mit Kühlkörpern (rechts)</w:t>
+                      </w:r>
+                    </w:p>
+                  </w:txbxContent>
+                </v:textbox>
+                <w10:wrap type="topAndBottom" anchorx="page"/>
+              </v:shape>
+            </w:pict>
+          </mc:Fallback>
+        </mc:AlternateContent>
       </w:r>
       <w:r>
         <w:rPr>
@@ -21150,13 +21086,13 @@
           <w:noProof/>
         </w:rPr>
         <w:drawing>
-          <wp:anchor distT="0" distB="0" distL="114300" distR="114300" simplePos="0" relativeHeight="251661312" behindDoc="0" locked="0" layoutInCell="1" allowOverlap="1" wp14:anchorId="2AE5060F" wp14:editId="435D6EA9">
+          <wp:anchor distT="0" distB="0" distL="114300" distR="114300" simplePos="0" relativeHeight="251661312" behindDoc="0" locked="0" layoutInCell="1" allowOverlap="1" wp14:anchorId="2AE5060F" wp14:editId="67DB0410">
             <wp:simplePos x="0" y="0"/>
             <wp:positionH relativeFrom="margin">
-              <wp:posOffset>1242</wp:posOffset>
+              <wp:align>left</wp:align>
             </wp:positionH>
             <wp:positionV relativeFrom="paragraph">
-              <wp:posOffset>424511</wp:posOffset>
+              <wp:posOffset>232794</wp:posOffset>
             </wp:positionV>
             <wp:extent cx="2313305" cy="3160395"/>
             <wp:effectExtent l="0" t="0" r="0" b="1905"/>
@@ -21202,148 +21138,8 @@
       <w:r>
         <w:rPr>
           <w:rFonts w:asciiTheme="minorHAnsi" w:hAnsiTheme="minorHAnsi"/>
-          <w:noProof/>
-        </w:rPr>
-        <mc:AlternateContent>
-          <mc:Choice Requires="wps">
-            <w:drawing>
-              <wp:anchor distT="0" distB="0" distL="114300" distR="114300" simplePos="0" relativeHeight="251664384" behindDoc="0" locked="0" layoutInCell="1" allowOverlap="1" wp14:anchorId="535683B1" wp14:editId="1F8591CB">
-                <wp:simplePos x="0" y="0"/>
-                <wp:positionH relativeFrom="page">
-                  <wp:align>center</wp:align>
-                </wp:positionH>
-                <wp:positionV relativeFrom="paragraph">
-                  <wp:posOffset>3676567</wp:posOffset>
-                </wp:positionV>
-                <wp:extent cx="3863975" cy="635"/>
-                <wp:effectExtent l="0" t="0" r="3175" b="7620"/>
-                <wp:wrapTopAndBottom/>
-                <wp:docPr id="356124293" name="Textfeld 1"/>
-                <wp:cNvGraphicFramePr/>
-                <a:graphic xmlns:a="http://schemas.openxmlformats.org/drawingml/2006/main">
-                  <a:graphicData uri="http://schemas.microsoft.com/office/word/2010/wordprocessingShape">
-                    <wps:wsp>
-                      <wps:cNvSpPr txBox="1"/>
-                      <wps:spPr>
-                        <a:xfrm>
-                          <a:off x="0" y="0"/>
-                          <a:ext cx="3863975" cy="635"/>
-                        </a:xfrm>
-                        <a:prstGeom prst="rect">
-                          <a:avLst/>
-                        </a:prstGeom>
-                        <a:solidFill>
-                          <a:prstClr val="white"/>
-                        </a:solidFill>
-                        <a:ln>
-                          <a:noFill/>
-                        </a:ln>
-                      </wps:spPr>
-                      <wps:txbx>
-                        <w:txbxContent>
-                          <w:p>
-                            <w:pPr>
-                              <w:pStyle w:val="Beschriftung"/>
-                              <w:rPr>
-                                <w:rFonts w:ascii="Times New Roman" w:eastAsia="Times New Roman" w:hAnsi="Times New Roman" w:cs="Times New Roman"/>
-                                <w:noProof/>
-                                <w:szCs w:val="22"/>
-                              </w:rPr>
-                            </w:pPr>
-                            <w:r>
-                              <w:t xml:space="preserve">Abbildung </w:t>
-                            </w:r>
-                            <w:r>
-                              <w:fldChar w:fldCharType="begin"/>
-                            </w:r>
-                            <w:r>
-                              <w:instrText xml:space="preserve"> SEQ Abbildung \* ARABIC </w:instrText>
-                            </w:r>
-                            <w:r>
-                              <w:fldChar w:fldCharType="separate"/>
-                            </w:r>
-                            <w:r>
-                              <w:rPr>
-                                <w:noProof/>
-                              </w:rPr>
-                              <w:t>2</w:t>
-                            </w:r>
-                            <w:r>
-                              <w:fldChar w:fldCharType="end"/>
-                            </w:r>
-                            <w:r>
-                              <w:rPr>
-                                <w:noProof/>
-                              </w:rPr>
-                              <w:t>: Transtorplatine (links), Transistoren mit Kühlkörpern (rechts)</w:t>
-                            </w:r>
-                          </w:p>
-                        </w:txbxContent>
-                      </wps:txbx>
-                      <wps:bodyPr rot="0" spcFirstLastPara="0" vertOverflow="overflow" horzOverflow="overflow" vert="horz" wrap="square" lIns="0" tIns="0" rIns="0" bIns="0" numCol="1" spcCol="0" rtlCol="0" fromWordArt="0" anchor="t" anchorCtr="0" forceAA="0" compatLnSpc="1">
-                        <a:prstTxWarp prst="textNoShape">
-                          <a:avLst/>
-                        </a:prstTxWarp>
-                        <a:spAutoFit/>
-                      </wps:bodyPr>
-                    </wps:wsp>
-                  </a:graphicData>
-                </a:graphic>
-                <wp14:sizeRelH relativeFrom="margin">
-                  <wp14:pctWidth>0</wp14:pctWidth>
-                </wp14:sizeRelH>
-              </wp:anchor>
-            </w:drawing>
-          </mc:Choice>
-          <mc:Fallback>
-            <w:pict>
-              <v:shape w14:anchorId="535683B1" id="_x0000_s1027" type="#_x0000_t202" style="position:absolute;left:0;text-align:left;margin-left:0;margin-top:289.5pt;width:304.25pt;height:.05pt;z-index:251664384;visibility:visible;mso-wrap-style:square;mso-width-percent:0;mso-wrap-distance-left:9pt;mso-wrap-distance-top:0;mso-wrap-distance-right:9pt;mso-wrap-distance-bottom:0;mso-position-horizontal:center;mso-position-horizontal-relative:page;mso-position-vertical:absolute;mso-position-vertical-relative:text;mso-width-percent:0;mso-width-relative:margin;v-text-anchor:top" o:gfxdata="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" stroked="f">
-                <v:textbox style="mso-fit-shape-to-text:t" inset="0,0,0,0">
-                  <w:txbxContent>
-                    <w:p>
-                      <w:pPr>
-                        <w:pStyle w:val="Beschriftung"/>
-                        <w:rPr>
-                          <w:rFonts w:ascii="Times New Roman" w:eastAsia="Times New Roman" w:hAnsi="Times New Roman" w:cs="Times New Roman"/>
-                          <w:noProof/>
-                          <w:szCs w:val="22"/>
-                        </w:rPr>
-                      </w:pPr>
-                      <w:r>
-                        <w:t xml:space="preserve">Abbildung </w:t>
-                      </w:r>
-                      <w:r>
-                        <w:fldChar w:fldCharType="begin"/>
-                      </w:r>
-                      <w:r>
-                        <w:instrText xml:space="preserve"> SEQ Abbildung \* ARABIC </w:instrText>
-                      </w:r>
-                      <w:r>
-                        <w:fldChar w:fldCharType="separate"/>
-                      </w:r>
-                      <w:r>
-                        <w:rPr>
-                          <w:noProof/>
-                        </w:rPr>
-                        <w:t>2</w:t>
-                      </w:r>
-                      <w:r>
-                        <w:fldChar w:fldCharType="end"/>
-                      </w:r>
-                      <w:r>
-                        <w:rPr>
-                          <w:noProof/>
-                        </w:rPr>
-                        <w:t>: Transtorplatine (links), Transistoren mit Kühlkörpern (rechts)</w:t>
-                      </w:r>
-                    </w:p>
-                  </w:txbxContent>
-                </v:textbox>
-                <w10:wrap type="topAndBottom" anchorx="page"/>
-              </v:shape>
-            </w:pict>
-          </mc:Fallback>
-        </mc:AlternateContent>
+        </w:rPr>
+        <w:t>Transistorplatine</w:t>
       </w:r>
       <w:r>
         <w:rPr>
@@ -21351,7 +21147,7 @@
           <w:noProof/>
         </w:rPr>
         <w:drawing>
-          <wp:anchor distT="0" distB="0" distL="114300" distR="114300" simplePos="0" relativeHeight="251662336" behindDoc="0" locked="0" layoutInCell="1" allowOverlap="1" wp14:anchorId="1FEC08AC" wp14:editId="600818F8">
+          <wp:anchor distT="0" distB="0" distL="114300" distR="114300" simplePos="0" relativeHeight="251662336" behindDoc="0" locked="0" layoutInCell="1" allowOverlap="1" wp14:anchorId="1FEC08AC" wp14:editId="2109B504">
             <wp:simplePos x="0" y="0"/>
             <wp:positionH relativeFrom="margin">
               <wp:posOffset>2313719</wp:posOffset>
@@ -21736,21 +21532,7 @@
           <w:rFonts w:asciiTheme="minorHAnsi" w:hAnsiTheme="minorHAnsi"/>
           <w:sz w:val="24"/>
         </w:rPr>
-        <w:t xml:space="preserve"> auch die Basis-Emitter-</w:t>
-      </w:r>
-      <w:r>
-        <w:rPr>
-          <w:rFonts w:asciiTheme="minorHAnsi" w:hAnsiTheme="minorHAnsi"/>
-          <w:sz w:val="24"/>
-        </w:rPr>
-        <w:t xml:space="preserve"> </w:t>
-      </w:r>
-      <w:r>
-        <w:rPr>
-          <w:rFonts w:asciiTheme="minorHAnsi" w:hAnsiTheme="minorHAnsi"/>
-          <w:sz w:val="24"/>
-        </w:rPr>
-        <w:t xml:space="preserve">Spannung </w:t>
+        <w:t xml:space="preserve"> auch die Basis-Emitter- Spannung </w:t>
       </w:r>
       <m:oMath>
         <m:sSub>
@@ -21878,42 +21660,14 @@
           <w:rFonts w:asciiTheme="minorHAnsi" w:hAnsiTheme="minorHAnsi"/>
           <w:sz w:val="24"/>
         </w:rPr>
-        <w:t xml:space="preserve"> des</w:t>
+        <w:t xml:space="preserve"> des jeweils aktiven Transistors gemessen werden.</w:t>
       </w:r>
       <w:r>
         <w:rPr>
           <w:rFonts w:asciiTheme="minorHAnsi" w:hAnsiTheme="minorHAnsi"/>
           <w:sz w:val="24"/>
         </w:rPr>
-        <w:t xml:space="preserve"> </w:t>
-      </w:r>
-      <w:r>
-        <w:rPr>
-          <w:rFonts w:asciiTheme="minorHAnsi" w:hAnsiTheme="minorHAnsi"/>
-          <w:sz w:val="24"/>
-        </w:rPr>
-        <w:t>jeweils aktiven Transistors gemessen werden.</w:t>
-      </w:r>
-      <w:r>
-        <w:rPr>
-          <w:rFonts w:asciiTheme="minorHAnsi" w:hAnsiTheme="minorHAnsi"/>
-          <w:sz w:val="24"/>
-        </w:rPr>
-        <w:t xml:space="preserve"> Hierzu wird ein </w:t>
-      </w:r>
-      <w:r>
-        <w:rPr>
-          <w:rFonts w:asciiTheme="minorHAnsi" w:hAnsiTheme="minorHAnsi"/>
-          <w:sz w:val="24"/>
-        </w:rPr>
-        <w:t>PSOC</w:t>
-      </w:r>
-      <w:r>
-        <w:rPr>
-          <w:rFonts w:asciiTheme="minorHAnsi" w:hAnsiTheme="minorHAnsi"/>
-          <w:sz w:val="24"/>
-        </w:rPr>
-        <w:t xml:space="preserve"> verwendet.</w:t>
+        <w:t xml:space="preserve"> Hierzu wird ein PSOC verwendet.</w:t>
       </w:r>
     </w:p>
     <w:p>
@@ -22046,14 +21800,7 @@
           <w:rFonts w:asciiTheme="minorHAnsi" w:hAnsiTheme="minorHAnsi"/>
           <w:sz w:val="24"/>
         </w:rPr>
-        <w:t xml:space="preserve"> gemessen.</w:t>
-      </w:r>
-      <w:r>
-        <w:rPr>
-          <w:rFonts w:asciiTheme="minorHAnsi" w:hAnsiTheme="minorHAnsi"/>
-          <w:sz w:val="24"/>
-        </w:rPr>
-        <w:t xml:space="preserve"> Das Amperemeter wurde Zwischen Netzteil und Platine geschaltet, das Voltmeter an den Sens-Klemmen angebracht</w:t>
+        <w:t xml:space="preserve"> gemessen. Das Amperemeter wurde Zwischen Netzteil und Platine geschaltet, das Voltmeter an den Sens-Klemmen angebracht</w:t>
       </w:r>
       <w:r>
         <w:rPr>
@@ -22075,6 +21822,7 @@
         <w:rPr>
           <w:rFonts w:asciiTheme="minorHAnsi" w:hAnsiTheme="minorHAnsi"/>
         </w:rPr>
+        <w:lastRenderedPageBreak/>
         <w:t>Versuchsdurchführung</w:t>
       </w:r>
       <w:bookmarkEnd w:id="26"/>
@@ -22102,14 +21850,7 @@
         <w:rPr>
           <w:rFonts w:asciiTheme="minorHAnsi" w:hAnsiTheme="minorHAnsi"/>
         </w:rPr>
-        <w:t xml:space="preserve">wurde zwischen Netzteil </w:t>
-      </w:r>
-      <w:r>
-        <w:rPr>
-          <w:rFonts w:asciiTheme="minorHAnsi" w:hAnsiTheme="minorHAnsi"/>
-        </w:rPr>
-        <w:lastRenderedPageBreak/>
-        <w:t xml:space="preserve">und Platine ein Ampere-Meter in </w:t>
+        <w:t xml:space="preserve">wurde zwischen Netzteil und Platine ein Ampere-Meter in </w:t>
       </w:r>
       <w:r>
         <w:rPr>
@@ -22541,21 +22282,7 @@
         <w:rPr>
           <w:rFonts w:asciiTheme="minorHAnsi" w:hAnsiTheme="minorHAnsi"/>
         </w:rPr>
-        <w:t xml:space="preserve"> Die Spannung am Thermoelement gibt Aufschluss über die Gehäusetemperatur des Transistors und die Spannungen </w:t>
-      </w:r>
-      <w:proofErr w:type="gramStart"/>
-      <w:r>
-        <w:rPr>
-          <w:rFonts w:asciiTheme="minorHAnsi" w:hAnsiTheme="minorHAnsi"/>
-        </w:rPr>
-        <w:t>der Thermistoren</w:t>
-      </w:r>
-      <w:proofErr w:type="gramEnd"/>
-      <w:r>
-        <w:rPr>
-          <w:rFonts w:asciiTheme="minorHAnsi" w:hAnsiTheme="minorHAnsi"/>
-        </w:rPr>
-        <w:t xml:space="preserve"> über die Kühlkörpertemperatur.</w:t>
+        <w:t xml:space="preserve"> Die Spannung am Thermoelement gibt Aufschluss über die Gehäusetemperatur des Transistors und die Spannungen der Thermistoren über die Kühlkörpertemperatur.</w:t>
       </w:r>
     </w:p>
     <w:p>
@@ -22717,24 +22444,14 @@
                             <w:r>
                               <w:t xml:space="preserve">Abbildung </w:t>
                             </w:r>
-                            <w:r>
-                              <w:fldChar w:fldCharType="begin"/>
-                            </w:r>
-                            <w:r>
-                              <w:instrText xml:space="preserve"> SEQ Abbildung \* ARABIC </w:instrText>
-                            </w:r>
-                            <w:r>
-                              <w:fldChar w:fldCharType="separate"/>
-                            </w:r>
-                            <w:r>
-                              <w:rPr>
-                                <w:noProof/>
-                              </w:rPr>
-                              <w:t>3</w:t>
-                            </w:r>
-                            <w:r>
-                              <w:fldChar w:fldCharType="end"/>
-                            </w:r>
+                            <w:fldSimple w:instr=" SEQ Abbildung \* ARABIC ">
+                              <w:r>
+                                <w:rPr>
+                                  <w:noProof/>
+                                </w:rPr>
+                                <w:t>3</w:t>
+                              </w:r>
+                            </w:fldSimple>
                             <w:r>
                               <w:t>: Messdaten Microcontroller ohne Isolierscheibe</w:t>
                             </w:r>
@@ -22771,24 +22488,14 @@
                       <w:r>
                         <w:t xml:space="preserve">Abbildung </w:t>
                       </w:r>
-                      <w:r>
-                        <w:fldChar w:fldCharType="begin"/>
-                      </w:r>
-                      <w:r>
-                        <w:instrText xml:space="preserve"> SEQ Abbildung \* ARABIC </w:instrText>
-                      </w:r>
-                      <w:r>
-                        <w:fldChar w:fldCharType="separate"/>
-                      </w:r>
-                      <w:r>
-                        <w:rPr>
-                          <w:noProof/>
-                        </w:rPr>
-                        <w:t>3</w:t>
-                      </w:r>
-                      <w:r>
-                        <w:fldChar w:fldCharType="end"/>
-                      </w:r>
+                      <w:fldSimple w:instr=" SEQ Abbildung \* ARABIC ">
+                        <w:r>
+                          <w:rPr>
+                            <w:noProof/>
+                          </w:rPr>
+                          <w:t>3</w:t>
+                        </w:r>
+                      </w:fldSimple>
                       <w:r>
                         <w:t>: Messdaten Microcontroller ohne Isolierscheibe</w:t>
                       </w:r>
@@ -23595,24 +23302,14 @@
                             <w:r>
                               <w:t xml:space="preserve">Abbildung </w:t>
                             </w:r>
-                            <w:r>
-                              <w:fldChar w:fldCharType="begin"/>
-                            </w:r>
-                            <w:r>
-                              <w:instrText xml:space="preserve"> SEQ Abbildung \* ARABIC </w:instrText>
-                            </w:r>
-                            <w:r>
-                              <w:fldChar w:fldCharType="separate"/>
-                            </w:r>
-                            <w:r>
-                              <w:rPr>
-                                <w:noProof/>
-                              </w:rPr>
-                              <w:t>4</w:t>
-                            </w:r>
-                            <w:r>
-                              <w:fldChar w:fldCharType="end"/>
-                            </w:r>
+                            <w:fldSimple w:instr=" SEQ Abbildung \* ARABIC ">
+                              <w:r>
+                                <w:rPr>
+                                  <w:noProof/>
+                                </w:rPr>
+                                <w:t>4</w:t>
+                              </w:r>
+                            </w:fldSimple>
                             <w:r>
                               <w:t>:</w:t>
                             </w:r>
@@ -23649,24 +23346,14 @@
                       <w:r>
                         <w:t xml:space="preserve">Abbildung </w:t>
                       </w:r>
-                      <w:r>
-                        <w:fldChar w:fldCharType="begin"/>
-                      </w:r>
-                      <w:r>
-                        <w:instrText xml:space="preserve"> SEQ Abbildung \* ARABIC </w:instrText>
-                      </w:r>
-                      <w:r>
-                        <w:fldChar w:fldCharType="separate"/>
-                      </w:r>
-                      <w:r>
-                        <w:rPr>
-                          <w:noProof/>
-                        </w:rPr>
-                        <w:t>4</w:t>
-                      </w:r>
-                      <w:r>
-                        <w:fldChar w:fldCharType="end"/>
-                      </w:r>
+                      <w:fldSimple w:instr=" SEQ Abbildung \* ARABIC ">
+                        <w:r>
+                          <w:rPr>
+                            <w:noProof/>
+                          </w:rPr>
+                          <w:t>4</w:t>
+                        </w:r>
+                      </w:fldSimple>
                       <w:r>
                         <w:t>:</w:t>
                       </w:r>
@@ -24756,13 +24443,7 @@
             <w:rPr>
               <w:rFonts w:ascii="Cambria Math" w:hAnsi="Cambria Math"/>
             </w:rPr>
-            <m:t>+</m:t>
-          </m:r>
-          <m:r>
-            <w:rPr>
-              <w:rFonts w:ascii="Cambria Math" w:hAnsi="Cambria Math"/>
-            </w:rPr>
-            <m:t>0,632∙∆ϑ</m:t>
+            <m:t>+0,632∙∆ϑ</m:t>
           </m:r>
         </m:oMath>
       </m:oMathPara>
@@ -24881,19 +24562,7 @@
             <w:rPr>
               <w:rFonts w:ascii="Cambria Math" w:hAnsi="Cambria Math"/>
             </w:rPr>
-            <m:t>=</m:t>
-          </m:r>
-          <m:r>
-            <w:rPr>
-              <w:rFonts w:ascii="Cambria Math" w:hAnsi="Cambria Math"/>
-            </w:rPr>
-            <m:t>120</m:t>
-          </m:r>
-          <m:r>
-            <w:rPr>
-              <w:rFonts w:ascii="Cambria Math" w:hAnsi="Cambria Math"/>
-            </w:rPr>
-            <m:t xml:space="preserve"> s</m:t>
+            <m:t>=120 s</m:t>
           </m:r>
         </m:oMath>
       </m:oMathPara>
@@ -24986,31 +24655,7 @@
         <w:rPr>
           <w:rFonts w:asciiTheme="minorHAnsi" w:hAnsiTheme="minorHAnsi"/>
         </w:rPr>
-        <w:t>Aus den Messdaten in Abbildung 3 wurde eine Umgebungstemperatur etwa 2</w:t>
-      </w:r>
-      <w:r>
-        <w:rPr>
-          <w:rFonts w:asciiTheme="minorHAnsi" w:hAnsiTheme="minorHAnsi"/>
-        </w:rPr>
-        <w:t>5</w:t>
-      </w:r>
-      <w:r>
-        <w:rPr>
-          <w:rFonts w:asciiTheme="minorHAnsi" w:hAnsiTheme="minorHAnsi"/>
-        </w:rPr>
-        <w:t xml:space="preserve">°C abgelesen. Über eine Dauer von zehn Minuten nehmen die Temperaturen einer Exponential-Funktion folgend zu. Die aus dem Thermoelement am Transistorgehäuse gemessene Beharrungstemperatur beträgt etwa </w:t>
-      </w:r>
-      <w:r>
-        <w:rPr>
-          <w:rFonts w:asciiTheme="minorHAnsi" w:hAnsiTheme="minorHAnsi"/>
-        </w:rPr>
-        <w:t>73</w:t>
-      </w:r>
-      <w:r>
-        <w:rPr>
-          <w:rFonts w:asciiTheme="minorHAnsi" w:hAnsiTheme="minorHAnsi"/>
-        </w:rPr>
-        <w:t xml:space="preserve">°C. Die Beharrungstemperatur des Kühlkörpers bei etwa 60°C. </w:t>
+        <w:t xml:space="preserve">Aus den Messdaten in Abbildung 3 wurde eine Umgebungstemperatur etwa 25°C abgelesen. Über eine Dauer von zehn Minuten nehmen die Temperaturen einer Exponential-Funktion folgend zu. Die aus dem Thermoelement am Transistorgehäuse gemessene Beharrungstemperatur beträgt etwa 73°C. Die Beharrungstemperatur des Kühlkörpers bei etwa 60°C. </w:t>
       </w:r>
     </w:p>
     <w:p>
@@ -25118,31 +24763,7 @@
             <w:rPr>
               <w:rFonts w:ascii="Cambria Math" w:hAnsi="Cambria Math"/>
             </w:rPr>
-            <m:t>∆ϑ=60°C-2</m:t>
-          </m:r>
-          <m:r>
-            <w:rPr>
-              <w:rFonts w:ascii="Cambria Math" w:hAnsi="Cambria Math"/>
-            </w:rPr>
-            <m:t>5</m:t>
-          </m:r>
-          <m:r>
-            <w:rPr>
-              <w:rFonts w:ascii="Cambria Math" w:hAnsi="Cambria Math"/>
-            </w:rPr>
-            <m:t>°C=3</m:t>
-          </m:r>
-          <m:r>
-            <w:rPr>
-              <w:rFonts w:ascii="Cambria Math" w:hAnsi="Cambria Math"/>
-            </w:rPr>
-            <m:t>5</m:t>
-          </m:r>
-          <m:r>
-            <w:rPr>
-              <w:rFonts w:ascii="Cambria Math" w:hAnsi="Cambria Math"/>
-            </w:rPr>
-            <m:t>K</m:t>
+            <m:t>∆ϑ=60°C-25°C=35K</m:t>
           </m:r>
         </m:oMath>
       </m:oMathPara>
@@ -25203,55 +24824,7 @@
             <w:rPr>
               <w:rFonts w:ascii="Cambria Math" w:hAnsi="Cambria Math"/>
             </w:rPr>
-            <m:t>=2</m:t>
-          </m:r>
-          <m:r>
-            <w:rPr>
-              <w:rFonts w:ascii="Cambria Math" w:hAnsi="Cambria Math"/>
-            </w:rPr>
-            <m:t>5</m:t>
-          </m:r>
-          <m:r>
-            <w:rPr>
-              <w:rFonts w:ascii="Cambria Math" w:hAnsi="Cambria Math"/>
-            </w:rPr>
-            <m:t>°C+0,632</m:t>
-          </m:r>
-          <m:r>
-            <w:rPr>
-              <w:rFonts w:ascii="Cambria Math" w:hAnsi="Cambria Math"/>
-            </w:rPr>
-            <m:t>∙35</m:t>
-          </m:r>
-          <m:r>
-            <w:rPr>
-              <w:rFonts w:ascii="Cambria Math" w:hAnsi="Cambria Math"/>
-            </w:rPr>
-            <m:t>K=4</m:t>
-          </m:r>
-          <m:r>
-            <w:rPr>
-              <w:rFonts w:ascii="Cambria Math" w:hAnsi="Cambria Math"/>
-            </w:rPr>
-            <m:t>6</m:t>
-          </m:r>
-          <m:r>
-            <w:rPr>
-              <w:rFonts w:ascii="Cambria Math" w:hAnsi="Cambria Math"/>
-            </w:rPr>
-            <m:t>,</m:t>
-          </m:r>
-          <m:r>
-            <w:rPr>
-              <w:rFonts w:ascii="Cambria Math" w:hAnsi="Cambria Math"/>
-            </w:rPr>
-            <m:t>8</m:t>
-          </m:r>
-          <m:r>
-            <w:rPr>
-              <w:rFonts w:ascii="Cambria Math" w:hAnsi="Cambria Math"/>
-            </w:rPr>
-            <m:t>°C</m:t>
+            <m:t>=25°C+0,632∙35K=46,8°C</m:t>
           </m:r>
         </m:oMath>
       </m:oMathPara>
@@ -25284,19 +24857,7 @@
                 <w:rPr>
                   <w:rFonts w:ascii="Cambria Math" w:hAnsi="Cambria Math"/>
                 </w:rPr>
-                <m:t>4</m:t>
-              </m:r>
-              <m:r>
-                <w:rPr>
-                  <w:rFonts w:ascii="Cambria Math" w:hAnsi="Cambria Math"/>
-                </w:rPr>
-                <m:t>6,8</m:t>
-              </m:r>
-              <m:r>
-                <w:rPr>
-                  <w:rFonts w:ascii="Cambria Math" w:hAnsi="Cambria Math"/>
-                </w:rPr>
-                <m:t>°C</m:t>
+                <m:t>46,8°C</m:t>
               </m:r>
             </m:e>
           </m:d>
@@ -25304,19 +24865,7 @@
             <w:rPr>
               <w:rFonts w:ascii="Cambria Math" w:hAnsi="Cambria Math"/>
             </w:rPr>
-            <m:t>=</m:t>
-          </m:r>
-          <m:r>
-            <w:rPr>
-              <w:rFonts w:ascii="Cambria Math" w:hAnsi="Cambria Math"/>
-            </w:rPr>
-            <m:t>145</m:t>
-          </m:r>
-          <m:r>
-            <w:rPr>
-              <w:rFonts w:ascii="Cambria Math" w:hAnsi="Cambria Math"/>
-            </w:rPr>
-            <m:t xml:space="preserve"> s</m:t>
+            <m:t>=145 s</m:t>
           </m:r>
         </m:oMath>
       </m:oMathPara>
@@ -25372,19 +24921,7 @@
             <w:rPr>
               <w:rFonts w:ascii="Cambria Math" w:hAnsi="Cambria Math"/>
             </w:rPr>
-            <m:t>=1</m:t>
-          </m:r>
-          <m:r>
-            <w:rPr>
-              <w:rFonts w:ascii="Cambria Math" w:hAnsi="Cambria Math"/>
-            </w:rPr>
-            <m:t>30</m:t>
-          </m:r>
-          <m:r>
-            <w:rPr>
-              <w:rFonts w:ascii="Cambria Math" w:hAnsi="Cambria Math"/>
-            </w:rPr>
-            <m:t xml:space="preserve"> s</m:t>
+            <m:t>=130 s</m:t>
           </m:r>
         </m:oMath>
       </m:oMathPara>
@@ -25642,13 +25179,7 @@
                       <w:rPr>
                         <w:rFonts w:ascii="Cambria Math" w:hAnsi="Cambria Math"/>
                       </w:rPr>
-                      <m:t>0,Kühlkörper</m:t>
-                    </m:r>
-                    <m:r>
-                      <w:rPr>
-                        <w:rFonts w:ascii="Cambria Math" w:hAnsi="Cambria Math"/>
-                      </w:rPr>
-                      <m:t>,1</m:t>
+                      <m:t>0,Kühlkörper,1</m:t>
                     </m:r>
                   </m:sub>
                 </m:sSub>
@@ -25770,13 +25301,7 @@
                       <w:rPr>
                         <w:rFonts w:ascii="Cambria Math" w:hAnsi="Cambria Math"/>
                       </w:rPr>
-                      <m:t>0,Kühlkörper</m:t>
-                    </m:r>
-                    <m:r>
-                      <w:rPr>
-                        <w:rFonts w:ascii="Cambria Math" w:hAnsi="Cambria Math"/>
-                      </w:rPr>
-                      <m:t>,2</m:t>
+                      <m:t>0,Kühlkörper,2</m:t>
                     </m:r>
                   </m:sub>
                 </m:sSub>
@@ -26316,24 +25841,14 @@
                             <w:r>
                               <w:t xml:space="preserve">Abbildung </w:t>
                             </w:r>
-                            <w:r>
-                              <w:fldChar w:fldCharType="begin"/>
-                            </w:r>
-                            <w:r>
-                              <w:instrText xml:space="preserve"> SEQ Abbildung \* ARABIC </w:instrText>
-                            </w:r>
-                            <w:r>
-                              <w:fldChar w:fldCharType="separate"/>
-                            </w:r>
-                            <w:r>
-                              <w:rPr>
-                                <w:noProof/>
-                              </w:rPr>
-                              <w:t>7</w:t>
-                            </w:r>
-                            <w:r>
-                              <w:fldChar w:fldCharType="end"/>
-                            </w:r>
+                            <w:fldSimple w:instr=" SEQ Abbildung \* ARABIC ">
+                              <w:r>
+                                <w:rPr>
+                                  <w:noProof/>
+                                </w:rPr>
+                                <w:t>7</w:t>
+                              </w:r>
+                            </w:fldSimple>
                             <w:r>
                               <w:t xml:space="preserve">: </w:t>
                             </w:r>
@@ -26377,10 +25892,7 @@
                               </m:r>
                             </m:oMath>
                             <w:r>
-                              <w:t>)</w:t>
-                            </w:r>
-                            <w:r>
-                              <w:t xml:space="preserve"> mit Scheibe </w:t>
+                              <w:t xml:space="preserve">) mit Scheibe </w:t>
                             </w:r>
                             <w:r>
                               <w:t xml:space="preserve">nach </w:t>
@@ -26423,24 +25935,14 @@
                       <w:r>
                         <w:t xml:space="preserve">Abbildung </w:t>
                       </w:r>
-                      <w:r>
-                        <w:fldChar w:fldCharType="begin"/>
-                      </w:r>
-                      <w:r>
-                        <w:instrText xml:space="preserve"> SEQ Abbildung \* ARABIC </w:instrText>
-                      </w:r>
-                      <w:r>
-                        <w:fldChar w:fldCharType="separate"/>
-                      </w:r>
-                      <w:r>
-                        <w:rPr>
-                          <w:noProof/>
-                        </w:rPr>
-                        <w:t>7</w:t>
-                      </w:r>
-                      <w:r>
-                        <w:fldChar w:fldCharType="end"/>
-                      </w:r>
+                      <w:fldSimple w:instr=" SEQ Abbildung \* ARABIC ">
+                        <w:r>
+                          <w:rPr>
+                            <w:noProof/>
+                          </w:rPr>
+                          <w:t>7</w:t>
+                        </w:r>
+                      </w:fldSimple>
                       <w:r>
                         <w:t xml:space="preserve">: </w:t>
                       </w:r>
@@ -26484,10 +25986,7 @@
                         </m:r>
                       </m:oMath>
                       <w:r>
-                        <w:t>)</w:t>
-                      </w:r>
-                      <w:r>
-                        <w:t xml:space="preserve"> mit Scheibe </w:t>
+                        <w:t xml:space="preserve">) mit Scheibe </w:t>
                       </w:r>
                       <w:r>
                         <w:t xml:space="preserve">nach </w:t>
@@ -26561,24 +26060,14 @@
                             <w:r>
                               <w:t xml:space="preserve">Abbildung </w:t>
                             </w:r>
-                            <w:r>
-                              <w:fldChar w:fldCharType="begin"/>
-                            </w:r>
-                            <w:r>
-                              <w:instrText xml:space="preserve"> SEQ Abbildung \* ARABIC </w:instrText>
-                            </w:r>
-                            <w:r>
-                              <w:fldChar w:fldCharType="separate"/>
-                            </w:r>
-                            <w:r>
-                              <w:rPr>
-                                <w:noProof/>
-                              </w:rPr>
-                              <w:t>6</w:t>
-                            </w:r>
-                            <w:r>
-                              <w:fldChar w:fldCharType="end"/>
-                            </w:r>
+                            <w:fldSimple w:instr=" SEQ Abbildung \* ARABIC ">
+                              <w:r>
+                                <w:rPr>
+                                  <w:noProof/>
+                                </w:rPr>
+                                <w:t>6</w:t>
+                              </w:r>
+                            </w:fldSimple>
                             <w:r>
                               <w:t>:</w:t>
                             </w:r>
@@ -26665,24 +26154,14 @@
                       <w:r>
                         <w:t xml:space="preserve">Abbildung </w:t>
                       </w:r>
-                      <w:r>
-                        <w:fldChar w:fldCharType="begin"/>
-                      </w:r>
-                      <w:r>
-                        <w:instrText xml:space="preserve"> SEQ Abbildung \* ARABIC </w:instrText>
-                      </w:r>
-                      <w:r>
-                        <w:fldChar w:fldCharType="separate"/>
-                      </w:r>
-                      <w:r>
-                        <w:rPr>
-                          <w:noProof/>
-                        </w:rPr>
-                        <w:t>6</w:t>
-                      </w:r>
-                      <w:r>
-                        <w:fldChar w:fldCharType="end"/>
-                      </w:r>
+                      <w:fldSimple w:instr=" SEQ Abbildung \* ARABIC ">
+                        <w:r>
+                          <w:rPr>
+                            <w:noProof/>
+                          </w:rPr>
+                          <w:t>6</w:t>
+                        </w:r>
+                      </w:fldSimple>
                       <w:r>
                         <w:t>:</w:t>
                       </w:r>
@@ -28195,13 +27674,7 @@
                     <w:rPr>
                       <w:rFonts w:ascii="Cambria Math" w:hAnsi="Cambria Math"/>
                     </w:rPr>
-                    <m:t>∂</m:t>
-                  </m:r>
-                  <m:r>
-                    <w:rPr>
-                      <w:rFonts w:ascii="Cambria Math" w:hAnsi="Cambria Math"/>
-                    </w:rPr>
-                    <m:t>R</m:t>
+                    <m:t>∂R</m:t>
                   </m:r>
                 </m:num>
                 <m:den>
@@ -28209,13 +27682,7 @@
                     <w:rPr>
                       <w:rFonts w:ascii="Cambria Math" w:hAnsi="Cambria Math"/>
                     </w:rPr>
-                    <m:t>∂</m:t>
-                  </m:r>
-                  <m:r>
-                    <w:rPr>
-                      <w:rFonts w:ascii="Cambria Math" w:hAnsi="Cambria Math"/>
-                    </w:rPr>
-                    <m:t>(</m:t>
+                    <m:t>∂(</m:t>
                   </m:r>
                   <m:r>
                     <m:rPr>
@@ -28268,13 +27735,7 @@
                     <w:rPr>
                       <w:rFonts w:ascii="Cambria Math" w:hAnsi="Cambria Math"/>
                     </w:rPr>
-                    <m:t>∂</m:t>
-                  </m:r>
-                  <m:r>
-                    <w:rPr>
-                      <w:rFonts w:ascii="Cambria Math" w:hAnsi="Cambria Math"/>
-                    </w:rPr>
-                    <m:t>R</m:t>
+                    <m:t>∂R</m:t>
                   </m:r>
                 </m:num>
                 <m:den>
@@ -28463,13 +27924,7 @@
                 <w:rPr>
                   <w:rFonts w:ascii="Cambria Math" w:hAnsi="Cambria Math"/>
                 </w:rPr>
-                <m:t>∂</m:t>
-              </m:r>
-              <m:r>
-                <w:rPr>
-                  <w:rFonts w:ascii="Cambria Math" w:hAnsi="Cambria Math"/>
-                </w:rPr>
-                <m:t>R</m:t>
+                <m:t>∂R</m:t>
               </m:r>
             </m:num>
             <m:den>
@@ -28477,13 +27932,7 @@
                 <w:rPr>
                   <w:rFonts w:ascii="Cambria Math" w:hAnsi="Cambria Math"/>
                 </w:rPr>
-                <m:t>∂</m:t>
-              </m:r>
-              <m:r>
-                <w:rPr>
-                  <w:rFonts w:ascii="Cambria Math" w:hAnsi="Cambria Math"/>
-                </w:rPr>
-                <m:t>(</m:t>
+                <m:t>∂(</m:t>
               </m:r>
               <m:r>
                 <m:rPr>
@@ -28579,13 +28028,7 @@
                 <w:rPr>
                   <w:rFonts w:ascii="Cambria Math" w:hAnsi="Cambria Math"/>
                 </w:rPr>
-                <m:t>∂</m:t>
-              </m:r>
-              <m:r>
-                <w:rPr>
-                  <w:rFonts w:ascii="Cambria Math" w:hAnsi="Cambria Math"/>
-                </w:rPr>
-                <m:t>R</m:t>
+                <m:t>∂R</m:t>
               </m:r>
             </m:num>
             <m:den>
@@ -30821,7 +30264,6 @@
         <w:t>Beim Vergleich der beiden Transistoren zeigt sich ein deutlicher Einfluss der keramischen Isolierscheibe. Die Isolierscheibe erhöht den Wärmewiderstand zwischen Transistorgehäuse und Kühlkörper (</w:t>
       </w:r>
       <w:proofErr w:type="spellStart"/>
-      <w:proofErr w:type="gramStart"/>
       <w:r>
         <w:rPr>
           <w:rFonts w:asciiTheme="minorHAnsi" w:hAnsiTheme="minorHAnsi"/>
@@ -30830,7 +30272,6 @@
         <w:t>Rth,CS</w:t>
       </w:r>
       <w:proofErr w:type="spellEnd"/>
-      <w:proofErr w:type="gramEnd"/>
       <w:r>
         <w:rPr>
           <w:rFonts w:asciiTheme="minorHAnsi" w:hAnsiTheme="minorHAnsi"/>
@@ -30991,6 +30432,14 @@
     </w:p>
     <w:p>
       <w:pPr>
+        <w:pStyle w:val="berschrift1"/>
+      </w:pPr>
+      <w:r>
+        <w:t>Quellen</w:t>
+      </w:r>
+    </w:p>
+    <w:p>
+      <w:pPr>
         <w:pStyle w:val="thFlusstext"/>
         <w:pBdr>
           <w:top w:val="none" w:sz="0" w:space="0" w:color="auto"/>
@@ -31005,57 +30454,13 @@
           <w:sz w:val="24"/>
         </w:rPr>
       </w:pPr>
-    </w:p>
-    <w:p>
-      <w:pPr>
-        <w:pStyle w:val="thFlusstext"/>
-        <w:pBdr>
-          <w:top w:val="none" w:sz="0" w:space="0" w:color="auto"/>
-          <w:left w:val="none" w:sz="0" w:space="0" w:color="auto"/>
-          <w:bottom w:val="none" w:sz="0" w:space="0" w:color="auto"/>
-          <w:right w:val="none" w:sz="0" w:space="0" w:color="auto"/>
-          <w:between w:val="none" w:sz="0" w:space="0" w:color="auto"/>
-          <w:bar w:val="none" w:sz="0" w:color="auto"/>
-        </w:pBdr>
+      <w:r>
         <w:rPr>
           <w:rFonts w:asciiTheme="minorHAnsi" w:hAnsiTheme="minorHAnsi"/>
           <w:sz w:val="24"/>
         </w:rPr>
-      </w:pPr>
-    </w:p>
-    <w:p>
-      <w:pPr>
-        <w:pStyle w:val="thFlusstext"/>
-        <w:pBdr>
-          <w:top w:val="none" w:sz="0" w:space="0" w:color="auto"/>
-          <w:left w:val="none" w:sz="0" w:space="0" w:color="auto"/>
-          <w:bottom w:val="none" w:sz="0" w:space="0" w:color="auto"/>
-          <w:right w:val="none" w:sz="0" w:space="0" w:color="auto"/>
-          <w:between w:val="none" w:sz="0" w:space="0" w:color="auto"/>
-          <w:bar w:val="none" w:sz="0" w:color="auto"/>
-        </w:pBdr>
-        <w:rPr>
-          <w:rFonts w:asciiTheme="minorHAnsi" w:hAnsiTheme="minorHAnsi"/>
-          <w:sz w:val="24"/>
-        </w:rPr>
-      </w:pPr>
-    </w:p>
-    <w:p>
-      <w:pPr>
-        <w:pStyle w:val="thFlusstext"/>
-        <w:pBdr>
-          <w:top w:val="none" w:sz="0" w:space="0" w:color="auto"/>
-          <w:left w:val="none" w:sz="0" w:space="0" w:color="auto"/>
-          <w:bottom w:val="none" w:sz="0" w:space="0" w:color="auto"/>
-          <w:right w:val="none" w:sz="0" w:space="0" w:color="auto"/>
-          <w:between w:val="none" w:sz="0" w:space="0" w:color="auto"/>
-          <w:bar w:val="none" w:sz="0" w:color="auto"/>
-        </w:pBdr>
-        <w:rPr>
-          <w:rFonts w:asciiTheme="minorHAnsi" w:hAnsiTheme="minorHAnsi"/>
-          <w:sz w:val="24"/>
-        </w:rPr>
-      </w:pPr>
+        <w:t>github.com/castolz/uni/tree/main/Semester_3/Messtechnik/Labor/Versuch3_TM</w:t>
+      </w:r>
     </w:p>
     <w:p>
       <w:pPr>
@@ -36109,6 +35514,7 @@
   <w:style w:type="character" w:default="1" w:styleId="Absatz-Standardschriftart">
     <w:name w:val="Default Paragraph Font"/>
     <w:uiPriority w:val="1"/>
+    <w:semiHidden/>
     <w:unhideWhenUsed/>
   </w:style>
   <w:style w:type="table" w:default="1" w:styleId="NormaleTabelle">

--- a/Semester_3/Messtechnik/Labor/Versuch3_TM/Labor Messtechnik TM.docx
+++ b/Semester_3/Messtechnik/Labor/Versuch3_TM/Labor Messtechnik TM.docx
@@ -12233,19 +12233,11 @@
         <w:lastRenderedPageBreak/>
         <w:t xml:space="preserve">2.4 </w:t>
       </w:r>
-      <w:proofErr w:type="spellStart"/>
       <w:r>
         <w:rPr>
           <w:rFonts w:asciiTheme="minorHAnsi" w:hAnsiTheme="minorHAnsi"/>
         </w:rPr>
-        <w:t>Ratiometrische</w:t>
-      </w:r>
-      <w:proofErr w:type="spellEnd"/>
-      <w:r>
-        <w:rPr>
-          <w:rFonts w:asciiTheme="minorHAnsi" w:hAnsiTheme="minorHAnsi"/>
-        </w:rPr>
-        <w:t xml:space="preserve"> Temperaturmessung</w:t>
+        <w:t>Ratiometrische Temperaturmessung</w:t>
       </w:r>
       <w:r>
         <w:rPr>
@@ -21274,23 +21266,7 @@
           <w:rFonts w:asciiTheme="minorHAnsi" w:hAnsiTheme="minorHAnsi"/>
           <w:sz w:val="24"/>
         </w:rPr>
-        <w:t xml:space="preserve"> Typ K </w:t>
-      </w:r>
-      <w:proofErr w:type="spellStart"/>
-      <w:r>
-        <w:rPr>
-          <w:rFonts w:asciiTheme="minorHAnsi" w:hAnsiTheme="minorHAnsi"/>
-          <w:sz w:val="24"/>
-        </w:rPr>
-        <w:t>NiCr</w:t>
-      </w:r>
-      <w:proofErr w:type="spellEnd"/>
-      <w:r>
-        <w:rPr>
-          <w:rFonts w:asciiTheme="minorHAnsi" w:hAnsiTheme="minorHAnsi"/>
-          <w:sz w:val="24"/>
-        </w:rPr>
-        <w:t>- Ni- Thermoelement</w:t>
+        <w:t xml:space="preserve"> Typ K NiCr- Ni- Thermoelement</w:t>
       </w:r>
       <w:r>
         <w:rPr>
@@ -21429,23 +21405,7 @@
           <w:rFonts w:asciiTheme="minorHAnsi" w:hAnsiTheme="minorHAnsi"/>
           <w:sz w:val="24"/>
         </w:rPr>
-        <w:t xml:space="preserve"> zur besseren Kontrollierbarkeit versehen. Die Betriebsspannung wurde durch ein Labornetzgerät mit Strombegrenzung realisiert. An den Klemmen Sense+ und Sense- wird über den Spannungsabfall an einem </w:t>
-      </w:r>
-      <w:proofErr w:type="spellStart"/>
-      <w:r>
-        <w:rPr>
-          <w:rFonts w:asciiTheme="minorHAnsi" w:hAnsiTheme="minorHAnsi"/>
-          <w:sz w:val="24"/>
-        </w:rPr>
-        <w:t>Schuntwiderstand</w:t>
-      </w:r>
-      <w:proofErr w:type="spellEnd"/>
-      <w:r>
-        <w:rPr>
-          <w:rFonts w:asciiTheme="minorHAnsi" w:hAnsiTheme="minorHAnsi"/>
-          <w:sz w:val="24"/>
-        </w:rPr>
-        <w:t xml:space="preserve"> der Kollektorstrom gemessen.</w:t>
+        <w:t xml:space="preserve"> zur besseren Kontrollierbarkeit versehen. Die Betriebsspannung wurde durch ein Labornetzgerät mit Strombegrenzung realisiert. An den Klemmen Sense+ und Sense- wird über den Spannungsabfall an einem Schuntwiderstand der Kollektorstrom gemessen.</w:t>
       </w:r>
     </w:p>
     <w:p>
@@ -21516,23 +21476,7 @@
           <w:rFonts w:asciiTheme="minorHAnsi" w:hAnsiTheme="minorHAnsi"/>
           <w:sz w:val="24"/>
         </w:rPr>
-        <w:t xml:space="preserve"> neben Thermoelement- und </w:t>
-      </w:r>
-      <w:proofErr w:type="spellStart"/>
-      <w:r>
-        <w:rPr>
-          <w:rFonts w:asciiTheme="minorHAnsi" w:hAnsiTheme="minorHAnsi"/>
-          <w:sz w:val="24"/>
-        </w:rPr>
-        <w:t>Thermistortemperaturen</w:t>
-      </w:r>
-      <w:proofErr w:type="spellEnd"/>
-      <w:r>
-        <w:rPr>
-          <w:rFonts w:asciiTheme="minorHAnsi" w:hAnsiTheme="minorHAnsi"/>
-          <w:sz w:val="24"/>
-        </w:rPr>
-        <w:t xml:space="preserve"> auch die Basis-Emitter- Spannung </w:t>
+        <w:t xml:space="preserve"> neben Thermoelement- und Thermistortemperaturen auch die Basis-Emitter- Spannung </w:t>
       </w:r>
       <m:oMath>
         <m:sSub>
@@ -25895,13 +25839,8 @@
                               <w:t xml:space="preserve">) mit Scheibe </w:t>
                             </w:r>
                             <w:r>
-                              <w:t xml:space="preserve">nach </w:t>
+                              <w:t>nach paramID</w:t>
                             </w:r>
-                            <w:proofErr w:type="spellStart"/>
-                            <w:r>
-                              <w:t>paramID</w:t>
-                            </w:r>
-                            <w:proofErr w:type="spellEnd"/>
                           </w:p>
                         </w:txbxContent>
                       </wps:txbx>
@@ -25989,13 +25928,8 @@
                         <w:t xml:space="preserve">) mit Scheibe </w:t>
                       </w:r>
                       <w:r>
-                        <w:t xml:space="preserve">nach </w:t>
+                        <w:t>nach paramID</w:t>
                       </w:r>
-                      <w:proofErr w:type="spellStart"/>
-                      <w:r>
-                        <w:t>paramID</w:t>
-                      </w:r>
-                      <w:proofErr w:type="spellEnd"/>
                     </w:p>
                   </w:txbxContent>
                 </v:textbox>
@@ -26114,13 +26048,8 @@
                               <w:t>)</w:t>
                             </w:r>
                             <w:r>
-                              <w:t xml:space="preserve"> ohne Scheibe nach </w:t>
+                              <w:t xml:space="preserve"> ohne Scheibe nach paramID</w:t>
                             </w:r>
-                            <w:proofErr w:type="spellStart"/>
-                            <w:r>
-                              <w:t>paramID</w:t>
-                            </w:r>
-                            <w:proofErr w:type="spellEnd"/>
                           </w:p>
                         </w:txbxContent>
                       </wps:txbx>
@@ -26208,13 +26137,8 @@
                         <w:t>)</w:t>
                       </w:r>
                       <w:r>
-                        <w:t xml:space="preserve"> ohne Scheibe nach </w:t>
+                        <w:t xml:space="preserve"> ohne Scheibe nach paramID</w:t>
                       </w:r>
-                      <w:proofErr w:type="spellStart"/>
-                      <w:r>
-                        <w:t>paramID</w:t>
-                      </w:r>
-                      <w:proofErr w:type="spellEnd"/>
                     </w:p>
                   </w:txbxContent>
                 </v:textbox>
@@ -30263,15 +30187,37 @@
         </w:rPr>
         <w:t>Beim Vergleich der beiden Transistoren zeigt sich ein deutlicher Einfluss der keramischen Isolierscheibe. Die Isolierscheibe erhöht den Wärmewiderstand zwischen Transistorgehäuse und Kühlkörper (</w:t>
       </w:r>
-      <w:proofErr w:type="spellStart"/>
-      <w:r>
-        <w:rPr>
-          <w:rFonts w:asciiTheme="minorHAnsi" w:hAnsiTheme="minorHAnsi"/>
-          <w:sz w:val="24"/>
-        </w:rPr>
-        <w:t>Rth,CS</w:t>
-      </w:r>
-      <w:proofErr w:type="spellEnd"/>
+      <m:oMath>
+        <m:sSub>
+          <m:sSubPr>
+            <m:ctrlPr>
+              <w:rPr>
+                <w:rFonts w:ascii="Cambria Math" w:hAnsi="Cambria Math"/>
+                <w:i/>
+                <w:sz w:val="24"/>
+              </w:rPr>
+            </m:ctrlPr>
+          </m:sSubPr>
+          <m:e>
+            <m:r>
+              <w:rPr>
+                <w:rFonts w:ascii="Cambria Math" w:hAnsi="Cambria Math"/>
+                <w:sz w:val="24"/>
+              </w:rPr>
+              <m:t>R</m:t>
+            </m:r>
+          </m:e>
+          <m:sub>
+            <m:r>
+              <w:rPr>
+                <w:rFonts w:ascii="Cambria Math" w:hAnsi="Cambria Math"/>
+                <w:sz w:val="24"/>
+              </w:rPr>
+              <m:t>th,CS</m:t>
+            </m:r>
+          </m:sub>
+        </m:sSub>
+      </m:oMath>
       <w:r>
         <w:rPr>
           <w:rFonts w:asciiTheme="minorHAnsi" w:hAnsiTheme="minorHAnsi"/>
@@ -30293,22 +30239,6 @@
           <w:rFonts w:asciiTheme="minorHAnsi" w:hAnsiTheme="minorHAnsi"/>
           <w:sz w:val="24"/>
         </w:rPr>
-        <w:t>Die mit den Thermistoren gemessenen Kühlkörpertemperaturen liegen deutlich unter der Gehäusetemperatur des Transistors. Dies entspricht den Erwartungen, da zwischen Sperrschicht, Gehäuse, Kühlkörper und Umgebung jeweils Wärmewiderstände vorhanden sind. Entsprechend fällt entlang des Wärmepfades eine Temperaturdifferenz ab. Der Kühlkörper erreicht daher eine niedrigere Temperatur als das Transistorgehäuse.</w:t>
-      </w:r>
-    </w:p>
-    <w:p>
-      <w:pPr>
-        <w:pStyle w:val="thFlusstext"/>
-        <w:rPr>
-          <w:rFonts w:asciiTheme="minorHAnsi" w:hAnsiTheme="minorHAnsi"/>
-          <w:sz w:val="24"/>
-        </w:rPr>
-      </w:pPr>
-      <w:r>
-        <w:rPr>
-          <w:rFonts w:asciiTheme="minorHAnsi" w:hAnsiTheme="minorHAnsi"/>
-          <w:sz w:val="24"/>
-        </w:rPr>
         <w:t>Die aus Kollektorstrom und Kollektor-Emitter-Spannung berechnete Verlustleistung lag während des stationären Betriebs bei etwa 2,7 W bis 3 W. Die Verlustleistung nahm während des Aufheizens leicht ab, da die Kollektor-Emitter-Spannung mit steigender Temperatur zurückging. Dieses Verhalten entspricht den Eigenschaften eines Bipolartransistors und wurde sowohl durch die händischen Messungen als auch durch die Daten des Mikrocontrollers bestätigt.</w:t>
       </w:r>
     </w:p>
@@ -30325,58 +30255,80 @@
           <w:rFonts w:asciiTheme="minorHAnsi" w:hAnsiTheme="minorHAnsi"/>
           <w:sz w:val="24"/>
         </w:rPr>
-        <w:t>Zwischen den theoretischen Vorhersagen und den Messergebnissen bestehen gewisse Abweichungen. Diese lassen sich durch verschiedene Einflüsse erklären. Zum einen wurden die theoretischen Berechnungen mit vereinfachten Ersatzschaltbildern durchgeführt, bei denen beispielsweise</w:t>
+        <w:t>An den Messerergebnissen ist zu bemerken, dass bei der Auswertung des Transistors ohne Isolierscheibe sowohl bei der Auswertung durch die ParamId</w:t>
       </w:r>
       <w:r>
         <w:rPr>
           <w:rFonts w:asciiTheme="minorHAnsi" w:hAnsiTheme="minorHAnsi"/>
           <w:sz w:val="24"/>
         </w:rPr>
-        <w:t xml:space="preserve"> nicht die Wärmekapazität Schraube und Mutter der Befestigung </w:t>
-      </w:r>
-      <w:proofErr w:type="spellStart"/>
-      <w:r>
-        <w:rPr>
-          <w:rFonts w:asciiTheme="minorHAnsi" w:hAnsiTheme="minorHAnsi"/>
-          <w:sz w:val="24"/>
-        </w:rPr>
-        <w:t>breücksichtigt</w:t>
-      </w:r>
-      <w:proofErr w:type="spellEnd"/>
-      <w:r>
-        <w:rPr>
-          <w:rFonts w:asciiTheme="minorHAnsi" w:hAnsiTheme="minorHAnsi"/>
-          <w:sz w:val="24"/>
-        </w:rPr>
-        <w:t>.</w:t>
+        <w:t>-</w:t>
       </w:r>
       <w:r>
         <w:rPr>
           <w:rFonts w:asciiTheme="minorHAnsi" w:hAnsiTheme="minorHAnsi"/>
           <w:sz w:val="24"/>
         </w:rPr>
-        <w:t xml:space="preserve"> Auch wird von einer idealen Wärmeübertragung zwischen den Komponenten ausgegangen</w:t>
+        <w:t>Software als auch bei der händischen Berechnung eine negative Temperaturdifferenz zwischen Sperrschicht und Gehäuse berechnet wurde. Die</w:t>
       </w:r>
       <w:r>
         <w:rPr>
           <w:rFonts w:asciiTheme="minorHAnsi" w:hAnsiTheme="minorHAnsi"/>
           <w:sz w:val="24"/>
         </w:rPr>
-        <w:t>. Zum anderen können Messunsicherheiten der Temperaturfühler</w:t>
+        <w:t>s</w:t>
       </w:r>
       <w:r>
         <w:rPr>
           <w:rFonts w:asciiTheme="minorHAnsi" w:hAnsiTheme="minorHAnsi"/>
           <w:sz w:val="24"/>
         </w:rPr>
-        <w:t xml:space="preserve"> und</w:t>
+        <w:t xml:space="preserve"> führt zu einem negativen Wert für </w:t>
+      </w:r>
+      <m:oMath>
+        <m:sSub>
+          <m:sSubPr>
+            <m:ctrlPr>
+              <w:rPr>
+                <w:rFonts w:ascii="Cambria Math" w:hAnsi="Cambria Math"/>
+                <w:i/>
+                <w:sz w:val="24"/>
+              </w:rPr>
+            </m:ctrlPr>
+          </m:sSubPr>
+          <m:e>
+            <m:r>
+              <w:rPr>
+                <w:rFonts w:ascii="Cambria Math" w:hAnsi="Cambria Math"/>
+                <w:sz w:val="24"/>
+              </w:rPr>
+              <m:t>R</m:t>
+            </m:r>
+          </m:e>
+          <m:sub>
+            <m:r>
+              <w:rPr>
+                <w:rFonts w:ascii="Cambria Math" w:hAnsi="Cambria Math"/>
+                <w:sz w:val="24"/>
+              </w:rPr>
+              <m:t>th,JC</m:t>
+            </m:r>
+          </m:sub>
+        </m:sSub>
+      </m:oMath>
+      <w:r>
+        <w:rPr>
+          <w:rFonts w:asciiTheme="minorHAnsi" w:hAnsiTheme="minorHAnsi"/>
+          <w:sz w:val="24"/>
+        </w:rPr>
+        <w:t>,</w:t>
       </w:r>
       <w:r>
         <w:rPr>
           <w:rFonts w:asciiTheme="minorHAnsi" w:hAnsiTheme="minorHAnsi"/>
           <w:sz w:val="24"/>
         </w:rPr>
-        <w:t xml:space="preserve"> Fertigungstoleranzen der Bauteile zu Abweichungen führen.</w:t>
+        <w:t xml:space="preserve"> welcher physikalisch nicht möglich ist.</w:t>
       </w:r>
     </w:p>
     <w:p>
@@ -30392,8 +30344,73 @@
           <w:rFonts w:asciiTheme="minorHAnsi" w:hAnsiTheme="minorHAnsi"/>
           <w:sz w:val="24"/>
         </w:rPr>
+        <w:t>Die weiteren Abweichungen zwischen berechneten und gemessenen Werten lassen sich auf Idealisierungen bei der Berechnung zurückführen. So wurden ideale thermische Übertragungen zwischen Komponenten angenommen und die Verbindungselemente (Schraube, Mutter) vernachlässigt. Dies führt zu einer geringeren thermischen Kapazität der Vorrichtung in der Berechnung und einer länger gemessenen Zeitkonstanten-</w:t>
+      </w:r>
+    </w:p>
+    <w:p>
+      <w:pPr>
+        <w:pStyle w:val="thFlusstext"/>
+        <w:rPr>
+          <w:rFonts w:asciiTheme="minorHAnsi" w:hAnsiTheme="minorHAnsi"/>
+          <w:sz w:val="24"/>
+        </w:rPr>
+      </w:pPr>
+      <w:r>
+        <w:rPr>
+          <w:rFonts w:asciiTheme="minorHAnsi" w:hAnsiTheme="minorHAnsi"/>
+          <w:sz w:val="24"/>
+        </w:rPr>
+        <w:t xml:space="preserve">insgesamt </w:t>
+      </w:r>
+      <w:r>
+        <w:rPr>
+          <w:rFonts w:asciiTheme="minorHAnsi" w:hAnsiTheme="minorHAnsi"/>
+          <w:sz w:val="24"/>
+        </w:rPr>
+        <w:t>bestätigen d</w:t>
+      </w:r>
+      <w:r>
+        <w:rPr>
+          <w:rFonts w:asciiTheme="minorHAnsi" w:hAnsiTheme="minorHAnsi"/>
+          <w:sz w:val="24"/>
+        </w:rPr>
+        <w:t xml:space="preserve">ie Messungen die theoretischen Zusammenhänge zwischen Verlustleistung, Wärmewiderstand, Wärmekapazität und Temperaturverlauf. </w:t>
+      </w:r>
+      <w:r>
+        <w:rPr>
+          <w:rFonts w:asciiTheme="minorHAnsi" w:hAnsiTheme="minorHAnsi"/>
+          <w:sz w:val="24"/>
+        </w:rPr>
+        <w:t>D</w:t>
+      </w:r>
+      <w:r>
+        <w:rPr>
+          <w:rFonts w:asciiTheme="minorHAnsi" w:hAnsiTheme="minorHAnsi"/>
+          <w:sz w:val="24"/>
+        </w:rPr>
+        <w:t xml:space="preserve">eutlich konnte </w:t>
+      </w:r>
+      <w:r>
+        <w:rPr>
+          <w:rFonts w:asciiTheme="minorHAnsi" w:hAnsiTheme="minorHAnsi"/>
+          <w:sz w:val="24"/>
+        </w:rPr>
+        <w:t xml:space="preserve">auch </w:t>
+      </w:r>
+      <w:r>
+        <w:rPr>
+          <w:rFonts w:asciiTheme="minorHAnsi" w:hAnsiTheme="minorHAnsi"/>
+          <w:sz w:val="24"/>
+        </w:rPr>
+        <w:t xml:space="preserve">der Einfluss eines zusätzlichen Wärmewiderstandes durch die </w:t>
+      </w:r>
+      <w:r>
+        <w:rPr>
+          <w:rFonts w:asciiTheme="minorHAnsi" w:hAnsiTheme="minorHAnsi"/>
+          <w:sz w:val="24"/>
+        </w:rPr>
         <w:lastRenderedPageBreak/>
-        <w:t>Die Messungen bestätigen insgesamt die theoretischen Zusammenhänge zwischen Verlustleistung, Wärmewiderstand, Wärmekapazität und Temperaturverlauf. Besonders deutlich konnte der Einfluss eines zusätzlichen Wärmewiderstandes durch die keramische Isolierscheibe nachgewiesen werden. Darüber hinaus wurde gezeigt, dass sich thermische Systeme mit den aus der Elektrotechnik bekannten Methoden der RC-Modellierung sehr gut beschreiben lassen. Die Versuchsergebnisse stimmen qualitativ und weitgehend auch quantitativ mit den theoretischen Erwartungen überein.</w:t>
+        <w:t>keramische Isolierscheibe nachgewiesen werden. Darüber hinaus wurde gezeigt, dass sich thermische Systeme mit den aus der Elektrotechnik bekannten Methoden der RC-Modellierung sehr gut beschreiben lassen. Die Versuchsergebnisse stimmen qualitativ und weitgehend auch quantitativ mit den theoretischen Erwartungen überein.</w:t>
       </w:r>
     </w:p>
     <w:p>
